--- a/Notes/模板.docx
+++ b/Notes/模板.docx
@@ -85,6 +85,18 @@
           <w:szCs w:val="24"/>
         </w:rPr>
       </w:pPr>
+    </w:p>
+    <w:p>
+      <w:pPr>
+        <w:spacing w:line="360" w:lineRule="auto"/>
+        <w:rPr>
+          <w:rFonts w:hint="eastAsia" w:asciiTheme="majorEastAsia" w:hAnsiTheme="majorEastAsia" w:eastAsiaTheme="majorEastAsia"/>
+          <w:sz w:val="24"/>
+          <w:szCs w:val="24"/>
+        </w:rPr>
+      </w:pPr>
+      <w:bookmarkStart w:id="0" w:name="_GoBack"/>
+      <w:bookmarkEnd w:id="0"/>
     </w:p>
     <w:p>
       <w:pPr>
@@ -118,6 +130,7 @@
         <w:pStyle w:val="4"/>
         <w:widowControl w:val="0"/>
         <w:numPr>
+          <w:ilvl w:val="0"/>
           <w:numId w:val="0"/>
         </w:numPr>
         <w:tabs>
@@ -164,6 +177,7 @@
         <w:pStyle w:val="4"/>
         <w:widowControl w:val="0"/>
         <w:numPr>
+          <w:ilvl w:val="0"/>
           <w:numId w:val="0"/>
         </w:numPr>
         <w:tabs>
@@ -210,6 +224,7 @@
         <w:pStyle w:val="4"/>
         <w:widowControl w:val="0"/>
         <w:numPr>
+          <w:ilvl w:val="0"/>
           <w:numId w:val="0"/>
         </w:numPr>
         <w:tabs>
@@ -256,6 +271,7 @@
         <w:pStyle w:val="4"/>
         <w:widowControl w:val="0"/>
         <w:numPr>
+          <w:ilvl w:val="0"/>
           <w:numId w:val="0"/>
         </w:numPr>
         <w:tabs>
@@ -302,6 +318,7 @@
         <w:pStyle w:val="4"/>
         <w:widowControl w:val="0"/>
         <w:numPr>
+          <w:ilvl w:val="0"/>
           <w:numId w:val="0"/>
         </w:numPr>
         <w:tabs>
@@ -321,6 +338,7 @@
         <w:pStyle w:val="4"/>
         <w:widowControl w:val="0"/>
         <w:numPr>
+          <w:ilvl w:val="0"/>
           <w:numId w:val="0"/>
         </w:numPr>
         <w:tabs>
@@ -715,8 +733,6 @@
         </w:rPr>
         <w:t xml:space="preserve"> </w:t>
       </w:r>
-      <w:bookmarkStart w:id="0" w:name="_GoBack"/>
-      <w:bookmarkEnd w:id="0"/>
       <w:r>
         <w:rPr>
           <w:rFonts w:hint="eastAsia"/>

--- a/Notes/模板.docx
+++ b/Notes/模板.docx
@@ -95,8 +95,6 @@
           <w:szCs w:val="24"/>
         </w:rPr>
       </w:pPr>
-      <w:bookmarkStart w:id="0" w:name="_GoBack"/>
-      <w:bookmarkEnd w:id="0"/>
     </w:p>
     <w:p>
       <w:pPr>
@@ -375,7 +373,6 @@
       <w:pPr>
         <w:ind w:firstLine="720" w:firstLineChars="300"/>
         <w:rPr>
-          <w:rFonts w:asciiTheme="majorEastAsia" w:hAnsiTheme="majorEastAsia" w:eastAsiaTheme="majorEastAsia"/>
           <w:sz w:val="24"/>
           <w:szCs w:val="24"/>
         </w:rPr>
@@ -386,23 +383,7 @@
           <w:sz w:val="24"/>
           <w:szCs w:val="24"/>
         </w:rPr>
-        <w:t>3=不太重要；4=不相关。</w:t>
-      </w:r>
-    </w:p>
-    <w:p>
-      <w:pPr>
-        <w:rPr>
-          <w:sz w:val="24"/>
-          <w:szCs w:val="24"/>
-        </w:rPr>
-      </w:pPr>
-      <w:r>
-        <w:rPr>
-          <w:rFonts w:hint="eastAsia"/>
-          <w:sz w:val="24"/>
-          <w:szCs w:val="24"/>
-        </w:rPr>
-        <w:t>或细化，如：</w:t>
+        <w:t>3=不太重要；4=不相关。或细化，如：</w:t>
       </w:r>
     </w:p>
     <w:p>
@@ -437,6 +418,8 @@
           <w:szCs w:val="24"/>
         </w:rPr>
       </w:pPr>
+      <w:bookmarkStart w:id="0" w:name="_GoBack"/>
+      <w:bookmarkEnd w:id="0"/>
     </w:p>
     <w:p>
       <w:pPr>
